--- a/physics_course/word/lesson20.docx
+++ b/physics_course/word/lesson20.docx
@@ -21,52 +21,7 @@
         <w:rPr>
           <w:sz w:val="24"/>
         </w:rPr>
-        <w:t>ข้อ p2_l20_001: ความเค้น (Stress) คืออะไร</w:t>
-      </w:r>
-    </w:p>
-    <w:p>
-      <w:pPr>
-        <w:pStyle w:val="ListBullet"/>
-        <w:ind w:left="720"/>
-      </w:pPr>
-      <w:r>
-        <w:t xml:space="preserve">    ก</w:t>
-      </w:r>
-    </w:p>
-    <w:p>
-      <w:pPr>
-        <w:pStyle w:val="ListBullet"/>
-        <w:ind w:left="720"/>
-      </w:pPr>
-      <w:r>
-        <w:t xml:space="preserve">    ข</w:t>
-      </w:r>
-    </w:p>
-    <w:p>
-      <w:pPr>
-        <w:pStyle w:val="ListBullet"/>
-        <w:ind w:left="720"/>
-      </w:pPr>
-      <w:r>
-        <w:t xml:space="preserve">    ค</w:t>
-      </w:r>
-    </w:p>
-    <w:p>
-      <w:pPr>
-        <w:pStyle w:val="ListBullet"/>
-        <w:ind w:left="720"/>
-      </w:pPr>
-      <w:r>
-        <w:t xml:space="preserve">    ง</w:t>
-      </w:r>
-    </w:p>
-    <w:p/>
-    <w:p>
-      <w:r>
-        <w:rPr>
-          <w:sz w:val="24"/>
-        </w:rPr>
-        <w:t>ข้อ p2_l20_002: ความเดียด (Strain) คืออะไร</w:t>
+        <w:t>1. ความเค้น (Stress) คืออะไร</w:t>
       </w:r>
     </w:p>
     <w:p>
@@ -82,7 +37,7 @@
               <a:graphicData uri="http://schemas.openxmlformats.org/drawingml/2006/picture">
                 <pic:pic>
                   <pic:nvPicPr>
-                    <pic:cNvPr id="0" name="physics_img_q2_l20_002.png"/>
+                    <pic:cNvPr id="0" name="physics_img_1.png"/>
                     <pic:cNvPicPr/>
                   </pic:nvPicPr>
                   <pic:blipFill>
@@ -108,38 +63,34 @@
     <w:p/>
     <w:p>
       <w:pPr>
-        <w:pStyle w:val="ListBullet"/>
         <w:ind w:left="720"/>
       </w:pPr>
       <w:r>
-        <w:t xml:space="preserve">    ก</w:t>
+        <w:t xml:space="preserve">    1. ก</w:t>
       </w:r>
     </w:p>
     <w:p>
       <w:pPr>
-        <w:pStyle w:val="ListBullet"/>
         <w:ind w:left="720"/>
       </w:pPr>
       <w:r>
-        <w:t xml:space="preserve">    ข</w:t>
+        <w:t xml:space="preserve">    2. ข</w:t>
       </w:r>
     </w:p>
     <w:p>
       <w:pPr>
-        <w:pStyle w:val="ListBullet"/>
         <w:ind w:left="720"/>
       </w:pPr>
       <w:r>
-        <w:t xml:space="preserve">    ค</w:t>
+        <w:t xml:space="preserve">    3. ค</w:t>
       </w:r>
     </w:p>
     <w:p>
       <w:pPr>
-        <w:pStyle w:val="ListBullet"/>
         <w:ind w:left="720"/>
       </w:pPr>
       <w:r>
-        <w:t xml:space="preserve">    ง</w:t>
+        <w:t xml:space="preserve">    4. ง</w:t>
       </w:r>
     </w:p>
     <w:p/>
@@ -148,412 +99,7 @@
         <w:rPr>
           <w:sz w:val="24"/>
         </w:rPr>
-        <w:t>ข้อ p2_l20_003: มอดูลัสของยัง (Young's Modulus) หาได้จากสูตรใด</w:t>
-      </w:r>
-    </w:p>
-    <w:p>
-      <w:pPr>
-        <w:pStyle w:val="ListBullet"/>
-        <w:ind w:left="720"/>
-      </w:pPr>
-      <w:r>
-        <w:t xml:space="preserve">    ก</w:t>
-      </w:r>
-    </w:p>
-    <w:p>
-      <w:pPr>
-        <w:pStyle w:val="ListBullet"/>
-        <w:ind w:left="720"/>
-      </w:pPr>
-      <w:r>
-        <w:t xml:space="preserve">    ข</w:t>
-      </w:r>
-    </w:p>
-    <w:p>
-      <w:pPr>
-        <w:pStyle w:val="ListBullet"/>
-        <w:ind w:left="720"/>
-      </w:pPr>
-      <w:r>
-        <w:t xml:space="preserve">    ค</w:t>
-      </w:r>
-    </w:p>
-    <w:p>
-      <w:pPr>
-        <w:pStyle w:val="ListBullet"/>
-        <w:ind w:left="720"/>
-      </w:pPr>
-      <w:r>
-        <w:t xml:space="preserve">    ง</w:t>
-      </w:r>
-    </w:p>
-    <w:p/>
-    <w:p>
-      <w:r>
-        <w:rPr>
-          <w:sz w:val="24"/>
-        </w:rPr>
-        <w:t>ข้อ p2_l20_004: พลังงานศักย์ยืดหยุ่น (Elastic Potential Energy) ในสปริงหาได้จากสูตรใด</w:t>
-      </w:r>
-    </w:p>
-    <w:p>
-      <w:pPr>
-        <w:pStyle w:val="ListBullet"/>
-        <w:ind w:left="720"/>
-      </w:pPr>
-      <w:r>
-        <w:t xml:space="preserve">    ก</w:t>
-      </w:r>
-    </w:p>
-    <w:p>
-      <w:pPr>
-        <w:pStyle w:val="ListBullet"/>
-        <w:ind w:left="720"/>
-      </w:pPr>
-      <w:r>
-        <w:t xml:space="preserve">    ข</w:t>
-      </w:r>
-    </w:p>
-    <w:p>
-      <w:pPr>
-        <w:pStyle w:val="ListBullet"/>
-        <w:ind w:left="720"/>
-      </w:pPr>
-      <w:r>
-        <w:t xml:space="preserve">    ค</w:t>
-      </w:r>
-    </w:p>
-    <w:p>
-      <w:pPr>
-        <w:pStyle w:val="ListBullet"/>
-        <w:ind w:left="720"/>
-      </w:pPr>
-      <w:r>
-        <w:t xml:space="preserve">    ง</w:t>
-      </w:r>
-    </w:p>
-    <w:p/>
-    <w:p>
-      <w:r>
-        <w:rPr>
-          <w:sz w:val="24"/>
-        </w:rPr>
-        <w:t>ข้อ p2_l20_005: ขีดจำกัดการยืดหยุ่น (Elastic Limit) คืออะไร</w:t>
-      </w:r>
-    </w:p>
-    <w:p>
-      <w:pPr>
-        <w:pStyle w:val="ListBullet"/>
-        <w:ind w:left="720"/>
-      </w:pPr>
-      <w:r>
-        <w:t xml:space="preserve">    ก</w:t>
-      </w:r>
-    </w:p>
-    <w:p>
-      <w:pPr>
-        <w:pStyle w:val="ListBullet"/>
-        <w:ind w:left="720"/>
-      </w:pPr>
-      <w:r>
-        <w:t xml:space="preserve">    ข</w:t>
-      </w:r>
-    </w:p>
-    <w:p>
-      <w:pPr>
-        <w:pStyle w:val="ListBullet"/>
-        <w:ind w:left="720"/>
-      </w:pPr>
-      <w:r>
-        <w:t xml:space="preserve">    ค</w:t>
-      </w:r>
-    </w:p>
-    <w:p>
-      <w:pPr>
-        <w:pStyle w:val="ListBullet"/>
-        <w:ind w:left="720"/>
-      </w:pPr>
-      <w:r>
-        <w:t xml:space="preserve">    ง</w:t>
-      </w:r>
-    </w:p>
-    <w:p/>
-    <w:p>
-      <w:r>
-        <w:rPr>
-          <w:sz w:val="24"/>
-        </w:rPr>
-        <w:t>ข้อ p2_l20_006: เส้นลวดยาว 2 m มีพื้นที่หน้าตัด 1×10⁻⁶ m² ถูกดึงด้วยแรง 100 N ทำให้ยาวขึ้น 0.001 m มอดูลัสของยังมีค่าเท่าไร</w:t>
-      </w:r>
-    </w:p>
-    <w:p>
-      <w:pPr>
-        <w:pStyle w:val="ListBullet"/>
-        <w:ind w:left="720"/>
-      </w:pPr>
-      <w:r>
-        <w:t xml:space="preserve">    ก</w:t>
-      </w:r>
-    </w:p>
-    <w:p>
-      <w:pPr>
-        <w:pStyle w:val="ListBullet"/>
-        <w:ind w:left="720"/>
-      </w:pPr>
-      <w:r>
-        <w:t xml:space="preserve">    ข</w:t>
-      </w:r>
-    </w:p>
-    <w:p>
-      <w:pPr>
-        <w:pStyle w:val="ListBullet"/>
-        <w:ind w:left="720"/>
-      </w:pPr>
-      <w:r>
-        <w:t xml:space="preserve">    ค</w:t>
-      </w:r>
-    </w:p>
-    <w:p>
-      <w:pPr>
-        <w:pStyle w:val="ListBullet"/>
-        <w:ind w:left="720"/>
-      </w:pPr>
-      <w:r>
-        <w:t xml:space="preserve">    ง</w:t>
-      </w:r>
-    </w:p>
-    <w:p/>
-    <w:p>
-      <w:r>
-        <w:rPr>
-          <w:sz w:val="24"/>
-        </w:rPr>
-        <w:t>ข้อ p2_l20_007: เสาเหล็กพื้นที่หน้าตัด 0.01 m² รับแรงกด 50,000 N ความเค้นในเสาเป็นเท่าไร</w:t>
-      </w:r>
-    </w:p>
-    <w:p>
-      <w:pPr>
-        <w:pStyle w:val="ListBullet"/>
-        <w:ind w:left="720"/>
-      </w:pPr>
-      <w:r>
-        <w:t xml:space="preserve">    ก</w:t>
-      </w:r>
-    </w:p>
-    <w:p>
-      <w:pPr>
-        <w:pStyle w:val="ListBullet"/>
-        <w:ind w:left="720"/>
-      </w:pPr>
-      <w:r>
-        <w:t xml:space="preserve">    ข</w:t>
-      </w:r>
-    </w:p>
-    <w:p>
-      <w:pPr>
-        <w:pStyle w:val="ListBullet"/>
-        <w:ind w:left="720"/>
-      </w:pPr>
-      <w:r>
-        <w:t xml:space="preserve">    ค</w:t>
-      </w:r>
-    </w:p>
-    <w:p>
-      <w:pPr>
-        <w:pStyle w:val="ListBullet"/>
-        <w:ind w:left="720"/>
-      </w:pPr>
-      <w:r>
-        <w:t xml:space="preserve">    ง</w:t>
-      </w:r>
-    </w:p>
-    <w:p/>
-    <w:p>
-      <w:r>
-        <w:rPr>
-          <w:sz w:val="24"/>
-        </w:rPr>
-        <w:t>ข้อ p2_l20_008: สปริงมีค่า k = 500 N/m ถูกยืดออก 0.1 m พลังงานศักย์ยืดหยุ่นมีค่าเท่าไร</w:t>
-      </w:r>
-    </w:p>
-    <w:p>
-      <w:pPr>
-        <w:pStyle w:val="ListBullet"/>
-        <w:ind w:left="720"/>
-      </w:pPr>
-      <w:r>
-        <w:t xml:space="preserve">    ก</w:t>
-      </w:r>
-    </w:p>
-    <w:p>
-      <w:pPr>
-        <w:pStyle w:val="ListBullet"/>
-        <w:ind w:left="720"/>
-      </w:pPr>
-      <w:r>
-        <w:t xml:space="preserve">    ข</w:t>
-      </w:r>
-    </w:p>
-    <w:p>
-      <w:pPr>
-        <w:pStyle w:val="ListBullet"/>
-        <w:ind w:left="720"/>
-      </w:pPr>
-      <w:r>
-        <w:t xml:space="preserve">    ค</w:t>
-      </w:r>
-    </w:p>
-    <w:p>
-      <w:pPr>
-        <w:pStyle w:val="ListBullet"/>
-        <w:ind w:left="720"/>
-      </w:pPr>
-      <w:r>
-        <w:t xml:space="preserve">    ง</w:t>
-      </w:r>
-    </w:p>
-    <w:p/>
-    <w:p>
-      <w:r>
-        <w:rPr>
-          <w:sz w:val="24"/>
-        </w:rPr>
-        <w:t>ข้อ p2_l20_009: ความเดียด (Strain) มีหน่วยหรือไม่</w:t>
-      </w:r>
-    </w:p>
-    <w:p>
-      <w:pPr>
-        <w:pStyle w:val="ListBullet"/>
-        <w:ind w:left="720"/>
-      </w:pPr>
-      <w:r>
-        <w:t xml:space="preserve">    ก</w:t>
-      </w:r>
-    </w:p>
-    <w:p>
-      <w:pPr>
-        <w:pStyle w:val="ListBullet"/>
-        <w:ind w:left="720"/>
-      </w:pPr>
-      <w:r>
-        <w:t xml:space="preserve">    ข</w:t>
-      </w:r>
-    </w:p>
-    <w:p>
-      <w:pPr>
-        <w:pStyle w:val="ListBullet"/>
-        <w:ind w:left="720"/>
-      </w:pPr>
-      <w:r>
-        <w:t xml:space="preserve">    ค</w:t>
-      </w:r>
-    </w:p>
-    <w:p>
-      <w:pPr>
-        <w:pStyle w:val="ListBullet"/>
-        <w:ind w:left="720"/>
-      </w:pPr>
-      <w:r>
-        <w:t xml:space="preserve">    ง</w:t>
-      </w:r>
-    </w:p>
-    <w:p/>
-    <w:p>
-      <w:r>
-        <w:rPr>
-          <w:sz w:val="24"/>
-        </w:rPr>
-        <w:t>ข้อ p2_l20_010: วัสดุ A มีมอดูลัสของยังสูงกว่าวัสดุ B หมายความว่าอะไร</w:t>
-      </w:r>
-    </w:p>
-    <w:p>
-      <w:pPr>
-        <w:pStyle w:val="ListBullet"/>
-        <w:ind w:left="720"/>
-      </w:pPr>
-      <w:r>
-        <w:t xml:space="preserve">    ก</w:t>
-      </w:r>
-    </w:p>
-    <w:p>
-      <w:pPr>
-        <w:pStyle w:val="ListBullet"/>
-        <w:ind w:left="720"/>
-      </w:pPr>
-      <w:r>
-        <w:t xml:space="preserve">    ข</w:t>
-      </w:r>
-    </w:p>
-    <w:p>
-      <w:pPr>
-        <w:pStyle w:val="ListBullet"/>
-        <w:ind w:left="720"/>
-      </w:pPr>
-      <w:r>
-        <w:t xml:space="preserve">    ค</w:t>
-      </w:r>
-    </w:p>
-    <w:p>
-      <w:pPr>
-        <w:pStyle w:val="ListBullet"/>
-        <w:ind w:left="720"/>
-      </w:pPr>
-      <w:r>
-        <w:t xml:space="preserve">    ง</w:t>
-      </w:r>
-    </w:p>
-    <w:p/>
-    <w:p>
-      <w:r>
-        <w:rPr>
-          <w:sz w:val="24"/>
-        </w:rPr>
-        <w:t>ข้อ p2_l20_011: สปริงถูกอัดจากตำแหน่งสมดุล 5 cm ด้วยแรง 20 N พลังงานศักย์ยืดหยุ่นมีค่าเท่าไร</w:t>
-      </w:r>
-    </w:p>
-    <w:p>
-      <w:pPr>
-        <w:pStyle w:val="ListBullet"/>
-        <w:ind w:left="720"/>
-      </w:pPr>
-      <w:r>
-        <w:t xml:space="preserve">    ก</w:t>
-      </w:r>
-    </w:p>
-    <w:p>
-      <w:pPr>
-        <w:pStyle w:val="ListBullet"/>
-        <w:ind w:left="720"/>
-      </w:pPr>
-      <w:r>
-        <w:t xml:space="preserve">    ข</w:t>
-      </w:r>
-    </w:p>
-    <w:p>
-      <w:pPr>
-        <w:pStyle w:val="ListBullet"/>
-        <w:ind w:left="720"/>
-      </w:pPr>
-      <w:r>
-        <w:t xml:space="preserve">    ค</w:t>
-      </w:r>
-    </w:p>
-    <w:p>
-      <w:pPr>
-        <w:pStyle w:val="ListBullet"/>
-        <w:ind w:left="720"/>
-      </w:pPr>
-      <w:r>
-        <w:t xml:space="preserve">    ง</w:t>
-      </w:r>
-    </w:p>
-    <w:p/>
-    <w:p>
-      <w:r>
-        <w:rPr>
-          <w:sz w:val="24"/>
-        </w:rPr>
-        <w:t>ข้อ p2_l20_012: ถ้าแรงดึงเพิ่มขึ้นจนเกินขีดจำกัดการยืดหยุ่น วัสดุจะเป็นอย่างไร</w:t>
+        <w:t>2. ความเดียด (Strain) คืออะไร</w:t>
       </w:r>
     </w:p>
     <w:p>
@@ -569,7 +115,409 @@
               <a:graphicData uri="http://schemas.openxmlformats.org/drawingml/2006/picture">
                 <pic:pic>
                   <pic:nvPicPr>
-                    <pic:cNvPr id="0" name="physics_img_q2_l20_012.png"/>
+                    <pic:cNvPr id="0" name="physics_img_1.png"/>
+                    <pic:cNvPicPr/>
+                  </pic:nvPicPr>
+                  <pic:blipFill>
+                    <a:blip r:embed="rId9"/>
+                    <a:stretch>
+                      <a:fillRect/>
+                    </a:stretch>
+                  </pic:blipFill>
+                  <pic:spPr>
+                    <a:xfrm>
+                      <a:off x="0" y="0"/>
+                      <a:ext cx="1828800" cy="1359877"/>
+                    </a:xfrm>
+                    <a:prstGeom prst="rect"/>
+                  </pic:spPr>
+                </pic:pic>
+              </a:graphicData>
+            </a:graphic>
+          </wp:inline>
+        </w:drawing>
+      </w:r>
+    </w:p>
+    <w:p/>
+    <w:p>
+      <w:pPr>
+        <w:ind w:left="720"/>
+      </w:pPr>
+      <w:r>
+        <w:t xml:space="preserve">    1. ก</w:t>
+      </w:r>
+    </w:p>
+    <w:p>
+      <w:pPr>
+        <w:ind w:left="720"/>
+      </w:pPr>
+      <w:r>
+        <w:t xml:space="preserve">    2. ข</w:t>
+      </w:r>
+    </w:p>
+    <w:p>
+      <w:pPr>
+        <w:ind w:left="720"/>
+      </w:pPr>
+      <w:r>
+        <w:t xml:space="preserve">    3. ค</w:t>
+      </w:r>
+    </w:p>
+    <w:p>
+      <w:pPr>
+        <w:ind w:left="720"/>
+      </w:pPr>
+      <w:r>
+        <w:t xml:space="preserve">    4. ง</w:t>
+      </w:r>
+    </w:p>
+    <w:p/>
+    <w:p>
+      <w:r>
+        <w:rPr>
+          <w:sz w:val="24"/>
+        </w:rPr>
+        <w:t>3. มอดูลัสของยัง (Young's Modulus) หาได้จากสูตรใด</w:t>
+      </w:r>
+    </w:p>
+    <w:p>
+      <w:pPr>
+        <w:ind w:left="720"/>
+      </w:pPr>
+      <w:r>
+        <w:t xml:space="preserve">    1. ก</w:t>
+      </w:r>
+    </w:p>
+    <w:p>
+      <w:pPr>
+        <w:ind w:left="720"/>
+      </w:pPr>
+      <w:r>
+        <w:t xml:space="preserve">    2. ข</w:t>
+      </w:r>
+    </w:p>
+    <w:p>
+      <w:pPr>
+        <w:ind w:left="720"/>
+      </w:pPr>
+      <w:r>
+        <w:t xml:space="preserve">    3. ค</w:t>
+      </w:r>
+    </w:p>
+    <w:p>
+      <w:pPr>
+        <w:ind w:left="720"/>
+      </w:pPr>
+      <w:r>
+        <w:t xml:space="preserve">    4. ง</w:t>
+      </w:r>
+    </w:p>
+    <w:p/>
+    <w:p>
+      <w:r>
+        <w:rPr>
+          <w:sz w:val="24"/>
+        </w:rPr>
+        <w:t>4. พลังงานศักย์ยืดหยุ่น (Elastic Potential Energy) ในสปริงหาได้จากสูตรใด</w:t>
+      </w:r>
+    </w:p>
+    <w:p>
+      <w:pPr>
+        <w:ind w:left="720"/>
+      </w:pPr>
+      <w:r>
+        <w:t xml:space="preserve">    1. ก</w:t>
+      </w:r>
+    </w:p>
+    <w:p>
+      <w:pPr>
+        <w:ind w:left="720"/>
+      </w:pPr>
+      <w:r>
+        <w:t xml:space="preserve">    2. ข</w:t>
+      </w:r>
+    </w:p>
+    <w:p>
+      <w:pPr>
+        <w:ind w:left="720"/>
+      </w:pPr>
+      <w:r>
+        <w:t xml:space="preserve">    3. ค</w:t>
+      </w:r>
+    </w:p>
+    <w:p>
+      <w:pPr>
+        <w:ind w:left="720"/>
+      </w:pPr>
+      <w:r>
+        <w:t xml:space="preserve">    4. ง</w:t>
+      </w:r>
+    </w:p>
+    <w:p/>
+    <w:p>
+      <w:r>
+        <w:rPr>
+          <w:sz w:val="24"/>
+        </w:rPr>
+        <w:t>5. ขีดจำกัดการยืดหยุ่น (Elastic Limit) คืออะไร</w:t>
+      </w:r>
+    </w:p>
+    <w:p>
+      <w:pPr>
+        <w:ind w:left="720"/>
+      </w:pPr>
+      <w:r>
+        <w:t xml:space="preserve">    1. ก</w:t>
+      </w:r>
+    </w:p>
+    <w:p>
+      <w:pPr>
+        <w:ind w:left="720"/>
+      </w:pPr>
+      <w:r>
+        <w:t xml:space="preserve">    2. ข</w:t>
+      </w:r>
+    </w:p>
+    <w:p>
+      <w:pPr>
+        <w:ind w:left="720"/>
+      </w:pPr>
+      <w:r>
+        <w:t xml:space="preserve">    3. ค</w:t>
+      </w:r>
+    </w:p>
+    <w:p>
+      <w:pPr>
+        <w:ind w:left="720"/>
+      </w:pPr>
+      <w:r>
+        <w:t xml:space="preserve">    4. ง</w:t>
+      </w:r>
+    </w:p>
+    <w:p/>
+    <w:p>
+      <w:r>
+        <w:rPr>
+          <w:sz w:val="24"/>
+        </w:rPr>
+        <w:t>6. เส้นลวดยาว 2 m มีพื้นที่หน้าตัด 1×10⁻⁶ m² ถูกดึงด้วยแรง 100 N ทำให้ยาวขึ้น 0.001 m มอดูลัสของยังมีค่าเท่าไร</w:t>
+      </w:r>
+    </w:p>
+    <w:p>
+      <w:pPr>
+        <w:ind w:left="720"/>
+      </w:pPr>
+      <w:r>
+        <w:t xml:space="preserve">    1. ก</w:t>
+      </w:r>
+    </w:p>
+    <w:p>
+      <w:pPr>
+        <w:ind w:left="720"/>
+      </w:pPr>
+      <w:r>
+        <w:t xml:space="preserve">    2. ข</w:t>
+      </w:r>
+    </w:p>
+    <w:p>
+      <w:pPr>
+        <w:ind w:left="720"/>
+      </w:pPr>
+      <w:r>
+        <w:t xml:space="preserve">    3. ค</w:t>
+      </w:r>
+    </w:p>
+    <w:p>
+      <w:pPr>
+        <w:ind w:left="720"/>
+      </w:pPr>
+      <w:r>
+        <w:t xml:space="preserve">    4. ง</w:t>
+      </w:r>
+    </w:p>
+    <w:p/>
+    <w:p>
+      <w:r>
+        <w:rPr>
+          <w:sz w:val="24"/>
+        </w:rPr>
+        <w:t>7. เสาเหล็กพื้นที่หน้าตัด 0.01 m² รับแรงกด 50,000 N ความเค้นในเสาเป็นเท่าไร</w:t>
+      </w:r>
+    </w:p>
+    <w:p>
+      <w:pPr>
+        <w:ind w:left="720"/>
+      </w:pPr>
+      <w:r>
+        <w:t xml:space="preserve">    1. ก</w:t>
+      </w:r>
+    </w:p>
+    <w:p>
+      <w:pPr>
+        <w:ind w:left="720"/>
+      </w:pPr>
+      <w:r>
+        <w:t xml:space="preserve">    2. ข</w:t>
+      </w:r>
+    </w:p>
+    <w:p>
+      <w:pPr>
+        <w:ind w:left="720"/>
+      </w:pPr>
+      <w:r>
+        <w:t xml:space="preserve">    3. ค</w:t>
+      </w:r>
+    </w:p>
+    <w:p>
+      <w:pPr>
+        <w:ind w:left="720"/>
+      </w:pPr>
+      <w:r>
+        <w:t xml:space="preserve">    4. ง</w:t>
+      </w:r>
+    </w:p>
+    <w:p/>
+    <w:p>
+      <w:r>
+        <w:rPr>
+          <w:sz w:val="24"/>
+        </w:rPr>
+        <w:t>8. สปริงมีค่า k = 500 N/m ถูกยืดออก 0.1 m พลังงานศักย์ยืดหยุ่นมีค่าเท่าไร</w:t>
+      </w:r>
+    </w:p>
+    <w:p>
+      <w:pPr>
+        <w:ind w:left="720"/>
+      </w:pPr>
+      <w:r>
+        <w:t xml:space="preserve">    1. ก</w:t>
+      </w:r>
+    </w:p>
+    <w:p>
+      <w:pPr>
+        <w:ind w:left="720"/>
+      </w:pPr>
+      <w:r>
+        <w:t xml:space="preserve">    2. ข</w:t>
+      </w:r>
+    </w:p>
+    <w:p>
+      <w:pPr>
+        <w:ind w:left="720"/>
+      </w:pPr>
+      <w:r>
+        <w:t xml:space="preserve">    3. ค</w:t>
+      </w:r>
+    </w:p>
+    <w:p>
+      <w:pPr>
+        <w:ind w:left="720"/>
+      </w:pPr>
+      <w:r>
+        <w:t xml:space="preserve">    4. ง</w:t>
+      </w:r>
+    </w:p>
+    <w:p/>
+    <w:p>
+      <w:r>
+        <w:rPr>
+          <w:sz w:val="24"/>
+        </w:rPr>
+        <w:t>9. ความเดียด (Strain) มีหน่วยหรือไม่</w:t>
+      </w:r>
+    </w:p>
+    <w:p>
+      <w:r>
+        <w:drawing>
+          <wp:inline xmlns:a="http://schemas.openxmlformats.org/drawingml/2006/main" xmlns:pic="http://schemas.openxmlformats.org/drawingml/2006/picture">
+            <wp:extent cx="1828800" cy="1359877"/>
+            <wp:docPr id="3" name="Picture 3"/>
+            <wp:cNvGraphicFramePr>
+              <a:graphicFrameLocks noChangeAspect="1"/>
+            </wp:cNvGraphicFramePr>
+            <a:graphic>
+              <a:graphicData uri="http://schemas.openxmlformats.org/drawingml/2006/picture">
+                <pic:pic>
+                  <pic:nvPicPr>
+                    <pic:cNvPr id="0" name="physics_img_1.png"/>
+                    <pic:cNvPicPr/>
+                  </pic:nvPicPr>
+                  <pic:blipFill>
+                    <a:blip r:embed="rId9"/>
+                    <a:stretch>
+                      <a:fillRect/>
+                    </a:stretch>
+                  </pic:blipFill>
+                  <pic:spPr>
+                    <a:xfrm>
+                      <a:off x="0" y="0"/>
+                      <a:ext cx="1828800" cy="1359877"/>
+                    </a:xfrm>
+                    <a:prstGeom prst="rect"/>
+                  </pic:spPr>
+                </pic:pic>
+              </a:graphicData>
+            </a:graphic>
+          </wp:inline>
+        </w:drawing>
+      </w:r>
+    </w:p>
+    <w:p/>
+    <w:p>
+      <w:pPr>
+        <w:ind w:left="720"/>
+      </w:pPr>
+      <w:r>
+        <w:t xml:space="preserve">    1. ก</w:t>
+      </w:r>
+    </w:p>
+    <w:p>
+      <w:pPr>
+        <w:ind w:left="720"/>
+      </w:pPr>
+      <w:r>
+        <w:t xml:space="preserve">    2. ข</w:t>
+      </w:r>
+    </w:p>
+    <w:p>
+      <w:pPr>
+        <w:ind w:left="720"/>
+      </w:pPr>
+      <w:r>
+        <w:t xml:space="preserve">    3. ค</w:t>
+      </w:r>
+    </w:p>
+    <w:p>
+      <w:pPr>
+        <w:ind w:left="720"/>
+      </w:pPr>
+      <w:r>
+        <w:t xml:space="preserve">    4. ง</w:t>
+      </w:r>
+    </w:p>
+    <w:p/>
+    <w:p>
+      <w:r>
+        <w:rPr>
+          <w:sz w:val="24"/>
+        </w:rPr>
+        <w:t>10. วัสดุ A มีมอดูลัสของยังสูงกว่าวัสดุ B หมายความว่าอะไร</w:t>
+      </w:r>
+    </w:p>
+    <w:p>
+      <w:r>
+        <w:drawing>
+          <wp:inline xmlns:a="http://schemas.openxmlformats.org/drawingml/2006/main" xmlns:pic="http://schemas.openxmlformats.org/drawingml/2006/picture">
+            <wp:extent cx="1828800" cy="1359877"/>
+            <wp:docPr id="4" name="Picture 4"/>
+            <wp:cNvGraphicFramePr>
+              <a:graphicFrameLocks noChangeAspect="1"/>
+            </wp:cNvGraphicFramePr>
+            <a:graphic>
+              <a:graphicData uri="http://schemas.openxmlformats.org/drawingml/2006/picture">
+                <pic:pic>
+                  <pic:nvPicPr>
+                    <pic:cNvPr id="0" name="physics_img_10.png"/>
                     <pic:cNvPicPr/>
                   </pic:nvPicPr>
                   <pic:blipFill>
@@ -595,38 +543,34 @@
     <w:p/>
     <w:p>
       <w:pPr>
-        <w:pStyle w:val="ListBullet"/>
         <w:ind w:left="720"/>
       </w:pPr>
       <w:r>
-        <w:t xml:space="preserve">    ก</w:t>
+        <w:t xml:space="preserve">    1. ก</w:t>
       </w:r>
     </w:p>
     <w:p>
       <w:pPr>
-        <w:pStyle w:val="ListBullet"/>
         <w:ind w:left="720"/>
       </w:pPr>
       <w:r>
-        <w:t xml:space="preserve">    ข</w:t>
+        <w:t xml:space="preserve">    2. ข</w:t>
       </w:r>
     </w:p>
     <w:p>
       <w:pPr>
-        <w:pStyle w:val="ListBullet"/>
         <w:ind w:left="720"/>
       </w:pPr>
       <w:r>
-        <w:t xml:space="preserve">    ค</w:t>
+        <w:t xml:space="preserve">    3. ค</w:t>
       </w:r>
     </w:p>
     <w:p>
       <w:pPr>
-        <w:pStyle w:val="ListBullet"/>
         <w:ind w:left="720"/>
       </w:pPr>
       <w:r>
-        <w:t xml:space="preserve">    ง</w:t>
+        <w:t xml:space="preserve">    4. ง</w:t>
       </w:r>
     </w:p>
     <w:p/>
@@ -635,43 +579,39 @@
         <w:rPr>
           <w:sz w:val="24"/>
         </w:rPr>
-        <w:t>ข้อ p2_l20_013: เส้นลวดเหล็กยาว 1 m พื้นที่หน้าตัด 2×10⁻⁶ m² มี Y = 2×10¹¹ Pa ถ้าต้องการยืดให้ยาวขึ้น 0.5 mm ต้องใช้แรงเท่าไร</w:t>
+        <w:t>11. สปริงถูกอัดจากตำแหน่งสมดุล 5 cm ด้วยแรง 20 N พลังงานศักย์ยืดหยุ่นมีค่าเท่าไร</w:t>
       </w:r>
     </w:p>
     <w:p>
       <w:pPr>
-        <w:pStyle w:val="ListBullet"/>
         <w:ind w:left="720"/>
       </w:pPr>
       <w:r>
-        <w:t xml:space="preserve">    ก</w:t>
+        <w:t xml:space="preserve">    1. ก</w:t>
       </w:r>
     </w:p>
     <w:p>
       <w:pPr>
-        <w:pStyle w:val="ListBullet"/>
         <w:ind w:left="720"/>
       </w:pPr>
       <w:r>
-        <w:t xml:space="preserve">    ข</w:t>
+        <w:t xml:space="preserve">    2. ข</w:t>
       </w:r>
     </w:p>
     <w:p>
       <w:pPr>
-        <w:pStyle w:val="ListBullet"/>
         <w:ind w:left="720"/>
       </w:pPr>
       <w:r>
-        <w:t xml:space="preserve">    ค</w:t>
+        <w:t xml:space="preserve">    3. ค</w:t>
       </w:r>
     </w:p>
     <w:p>
       <w:pPr>
-        <w:pStyle w:val="ListBullet"/>
         <w:ind w:left="720"/>
       </w:pPr>
       <w:r>
-        <w:t xml:space="preserve">    ง</w:t>
+        <w:t xml:space="preserve">    4. ง</w:t>
       </w:r>
     </w:p>
     <w:p/>
@@ -680,367 +620,7 @@
         <w:rPr>
           <w:sz w:val="24"/>
         </w:rPr>
-        <w:t>ข้อ p2_l20_014: เส้นลวดเส้นหนึ่งมีเส้นผ่านศูนย์กลาง 2 mm รับแรงดึง 628 N ความเค้นในเส้นลวดมีค่าเท่าไร</w:t>
-      </w:r>
-    </w:p>
-    <w:p>
-      <w:pPr>
-        <w:pStyle w:val="ListBullet"/>
-        <w:ind w:left="720"/>
-      </w:pPr>
-      <w:r>
-        <w:t xml:space="preserve">    ก</w:t>
-      </w:r>
-    </w:p>
-    <w:p>
-      <w:pPr>
-        <w:pStyle w:val="ListBullet"/>
-        <w:ind w:left="720"/>
-      </w:pPr>
-      <w:r>
-        <w:t xml:space="preserve">    ข</w:t>
-      </w:r>
-    </w:p>
-    <w:p>
-      <w:pPr>
-        <w:pStyle w:val="ListBullet"/>
-        <w:ind w:left="720"/>
-      </w:pPr>
-      <w:r>
-        <w:t xml:space="preserve">    ค</w:t>
-      </w:r>
-    </w:p>
-    <w:p>
-      <w:pPr>
-        <w:pStyle w:val="ListBullet"/>
-        <w:ind w:left="720"/>
-      </w:pPr>
-      <w:r>
-        <w:t xml:space="preserve">    ง</w:t>
-      </w:r>
-    </w:p>
-    <w:p/>
-    <w:p>
-      <w:r>
-        <w:rPr>
-          <w:sz w:val="24"/>
-        </w:rPr>
-        <w:t>ข้อ p2_l20_015: แท่งเหล็กยาว 2 m ถูกยืดจนยาว 2.002 m ความเดียดมีค่าเท่าไร</w:t>
-      </w:r>
-    </w:p>
-    <w:p>
-      <w:pPr>
-        <w:pStyle w:val="ListBullet"/>
-        <w:ind w:left="720"/>
-      </w:pPr>
-      <w:r>
-        <w:t xml:space="preserve">    ก</w:t>
-      </w:r>
-    </w:p>
-    <w:p>
-      <w:pPr>
-        <w:pStyle w:val="ListBullet"/>
-        <w:ind w:left="720"/>
-      </w:pPr>
-      <w:r>
-        <w:t xml:space="preserve">    ข</w:t>
-      </w:r>
-    </w:p>
-    <w:p>
-      <w:pPr>
-        <w:pStyle w:val="ListBullet"/>
-        <w:ind w:left="720"/>
-      </w:pPr>
-      <w:r>
-        <w:t xml:space="preserve">    ค</w:t>
-      </w:r>
-    </w:p>
-    <w:p>
-      <w:pPr>
-        <w:pStyle w:val="ListBullet"/>
-        <w:ind w:left="720"/>
-      </w:pPr>
-      <w:r>
-        <w:t xml:space="preserve">    ง</w:t>
-      </w:r>
-    </w:p>
-    <w:p/>
-    <w:p>
-      <w:r>
-        <w:rPr>
-          <w:sz w:val="24"/>
-        </w:rPr>
-        <w:t>ข้อ p2_l20_016: สปริงสองอัน อันที่ 1 มี k = 100 N/m อันที่ 2 มี k = 200 N/m ถูกยืดด้วย x เท่ากัน พลังงานในสปริงอันไหนมากกว่า</w:t>
-      </w:r>
-    </w:p>
-    <w:p>
-      <w:pPr>
-        <w:pStyle w:val="ListBullet"/>
-        <w:ind w:left="720"/>
-      </w:pPr>
-      <w:r>
-        <w:t xml:space="preserve">    ก</w:t>
-      </w:r>
-    </w:p>
-    <w:p>
-      <w:pPr>
-        <w:pStyle w:val="ListBullet"/>
-        <w:ind w:left="720"/>
-      </w:pPr>
-      <w:r>
-        <w:t xml:space="preserve">    ข</w:t>
-      </w:r>
-    </w:p>
-    <w:p>
-      <w:pPr>
-        <w:pStyle w:val="ListBullet"/>
-        <w:ind w:left="720"/>
-      </w:pPr>
-      <w:r>
-        <w:t xml:space="preserve">    ค</w:t>
-      </w:r>
-    </w:p>
-    <w:p>
-      <w:pPr>
-        <w:pStyle w:val="ListBullet"/>
-        <w:ind w:left="720"/>
-      </w:pPr>
-      <w:r>
-        <w:t xml:space="preserve">    ง</w:t>
-      </w:r>
-    </w:p>
-    <w:p/>
-    <w:p>
-      <w:r>
-        <w:rPr>
-          <w:sz w:val="24"/>
-        </w:rPr>
-        <w:t>ข้อ p2_l20_017: มอดูลัสของยังของเหล็ก ≈ 2×10¹¹ Pa และของอะลูมิเนียม ≈ 0.7×10¹¹ Pa ข้อสรุปใดถูกต้อง</w:t>
-      </w:r>
-    </w:p>
-    <w:p>
-      <w:pPr>
-        <w:pStyle w:val="ListBullet"/>
-        <w:ind w:left="720"/>
-      </w:pPr>
-      <w:r>
-        <w:t xml:space="preserve">    ก</w:t>
-      </w:r>
-    </w:p>
-    <w:p>
-      <w:pPr>
-        <w:pStyle w:val="ListBullet"/>
-        <w:ind w:left="720"/>
-      </w:pPr>
-      <w:r>
-        <w:t xml:space="preserve">    ข</w:t>
-      </w:r>
-    </w:p>
-    <w:p>
-      <w:pPr>
-        <w:pStyle w:val="ListBullet"/>
-        <w:ind w:left="720"/>
-      </w:pPr>
-      <w:r>
-        <w:t xml:space="preserve">    ค</w:t>
-      </w:r>
-    </w:p>
-    <w:p>
-      <w:pPr>
-        <w:pStyle w:val="ListBullet"/>
-        <w:ind w:left="720"/>
-      </w:pPr>
-      <w:r>
-        <w:t xml:space="preserve">    ง</w:t>
-      </w:r>
-    </w:p>
-    <w:p/>
-    <w:p>
-      <w:r>
-        <w:rPr>
-          <w:sz w:val="24"/>
-        </w:rPr>
-        <w:t>ข้อ p2_l20_018: จุดปลายยืดหยุ่น (Proportional Limit) แตกต่างจากขีดจำกัดการยืดหยุ่น (Elastic Limit) อย่างไร</w:t>
-      </w:r>
-    </w:p>
-    <w:p>
-      <w:pPr>
-        <w:pStyle w:val="ListBullet"/>
-        <w:ind w:left="720"/>
-      </w:pPr>
-      <w:r>
-        <w:t xml:space="preserve">    ก</w:t>
-      </w:r>
-    </w:p>
-    <w:p>
-      <w:pPr>
-        <w:pStyle w:val="ListBullet"/>
-        <w:ind w:left="720"/>
-      </w:pPr>
-      <w:r>
-        <w:t xml:space="preserve">    ข</w:t>
-      </w:r>
-    </w:p>
-    <w:p>
-      <w:pPr>
-        <w:pStyle w:val="ListBullet"/>
-        <w:ind w:left="720"/>
-      </w:pPr>
-      <w:r>
-        <w:t xml:space="preserve">    ค</w:t>
-      </w:r>
-    </w:p>
-    <w:p>
-      <w:pPr>
-        <w:pStyle w:val="ListBullet"/>
-        <w:ind w:left="720"/>
-      </w:pPr>
-      <w:r>
-        <w:t xml:space="preserve">    ง</w:t>
-      </w:r>
-    </w:p>
-    <w:p/>
-    <w:p>
-      <w:r>
-        <w:rPr>
-          <w:sz w:val="24"/>
-        </w:rPr>
-        <w:t>ข้อ p2_l20_019: สปริงมี k = 800 N/m ถูกยืดจากตำแหน่งสมดุลไป 10 cm แล้วยืดต่ออีก 10 cm รวม 20 cm พลังงานเพิ่มขึ้นจากเท่าไร</w:t>
-      </w:r>
-    </w:p>
-    <w:p>
-      <w:pPr>
-        <w:pStyle w:val="ListBullet"/>
-        <w:ind w:left="720"/>
-      </w:pPr>
-      <w:r>
-        <w:t xml:space="preserve">    ก</w:t>
-      </w:r>
-    </w:p>
-    <w:p>
-      <w:pPr>
-        <w:pStyle w:val="ListBullet"/>
-        <w:ind w:left="720"/>
-      </w:pPr>
-      <w:r>
-        <w:t xml:space="preserve">    ข</w:t>
-      </w:r>
-    </w:p>
-    <w:p>
-      <w:pPr>
-        <w:pStyle w:val="ListBullet"/>
-        <w:ind w:left="720"/>
-      </w:pPr>
-      <w:r>
-        <w:t xml:space="preserve">    ค</w:t>
-      </w:r>
-    </w:p>
-    <w:p>
-      <w:pPr>
-        <w:pStyle w:val="ListBullet"/>
-        <w:ind w:left="720"/>
-      </w:pPr>
-      <w:r>
-        <w:t xml:space="preserve">    ง</w:t>
-      </w:r>
-    </w:p>
-    <w:p/>
-    <w:p>
-      <w:r>
-        <w:rPr>
-          <w:sz w:val="24"/>
-        </w:rPr>
-        <w:t>ข้อ p2_l20_020: เมื่อวัสดุถูกกด (Compression) ความเค้นที่เกิดขึ้นเรียกว่าอะไร</w:t>
-      </w:r>
-    </w:p>
-    <w:p>
-      <w:pPr>
-        <w:pStyle w:val="ListBullet"/>
-        <w:ind w:left="720"/>
-      </w:pPr>
-      <w:r>
-        <w:t xml:space="preserve">    ก</w:t>
-      </w:r>
-    </w:p>
-    <w:p>
-      <w:pPr>
-        <w:pStyle w:val="ListBullet"/>
-        <w:ind w:left="720"/>
-      </w:pPr>
-      <w:r>
-        <w:t xml:space="preserve">    ข</w:t>
-      </w:r>
-    </w:p>
-    <w:p>
-      <w:pPr>
-        <w:pStyle w:val="ListBullet"/>
-        <w:ind w:left="720"/>
-      </w:pPr>
-      <w:r>
-        <w:t xml:space="preserve">    ค</w:t>
-      </w:r>
-    </w:p>
-    <w:p>
-      <w:pPr>
-        <w:pStyle w:val="ListBullet"/>
-        <w:ind w:left="720"/>
-      </w:pPr>
-      <w:r>
-        <w:t xml:space="preserve">    ง</w:t>
-      </w:r>
-    </w:p>
-    <w:p/>
-    <w:p>
-      <w:r>
-        <w:rPr>
-          <w:sz w:val="24"/>
-        </w:rPr>
-        <w:t>ข้อ p2_l20_021: เสาคอนกรีตสี่เหลี่ยมหน้ากว้าง 0.3 m × 0.3 m สูง 3 m รับน้ำหนัก 5×10⁵ N ความเค้นกดในเสาเป็นเท่าไร</w:t>
-      </w:r>
-    </w:p>
-    <w:p>
-      <w:pPr>
-        <w:pStyle w:val="ListBullet"/>
-        <w:ind w:left="720"/>
-      </w:pPr>
-      <w:r>
-        <w:t xml:space="preserve">    ก</w:t>
-      </w:r>
-    </w:p>
-    <w:p>
-      <w:pPr>
-        <w:pStyle w:val="ListBullet"/>
-        <w:ind w:left="720"/>
-      </w:pPr>
-      <w:r>
-        <w:t xml:space="preserve">    ข</w:t>
-      </w:r>
-    </w:p>
-    <w:p>
-      <w:pPr>
-        <w:pStyle w:val="ListBullet"/>
-        <w:ind w:left="720"/>
-      </w:pPr>
-      <w:r>
-        <w:t xml:space="preserve">    ค</w:t>
-      </w:r>
-    </w:p>
-    <w:p>
-      <w:pPr>
-        <w:pStyle w:val="ListBullet"/>
-        <w:ind w:left="720"/>
-      </w:pPr>
-      <w:r>
-        <w:t xml:space="preserve">    ง</w:t>
-      </w:r>
-    </w:p>
-    <w:p/>
-    <w:p>
-      <w:r>
-        <w:rPr>
-          <w:sz w:val="24"/>
-        </w:rPr>
-        <w:t>ข้อ p2_l20_022: สายเคเบิลยาว 10 m ถูกยืดจนยาว 10.01 m ความเดียดมีค่าเท่าไร</w:t>
+        <w:t>12. ถ้าแรงดึงเพิ่มขึ้นจนเกินขีดจำกัดการยืดหยุ่น วัสดุจะเป็นอย่างไร</w:t>
       </w:r>
     </w:p>
     <w:p>
@@ -1048,7 +628,7 @@
         <w:drawing>
           <wp:inline xmlns:a="http://schemas.openxmlformats.org/drawingml/2006/main" xmlns:pic="http://schemas.openxmlformats.org/drawingml/2006/picture">
             <wp:extent cx="1828800" cy="1359877"/>
-            <wp:docPr id="3" name="Picture 3"/>
+            <wp:docPr id="5" name="Picture 5"/>
             <wp:cNvGraphicFramePr>
               <a:graphicFrameLocks noChangeAspect="1"/>
             </wp:cNvGraphicFramePr>
@@ -1056,11 +636,11 @@
               <a:graphicData uri="http://schemas.openxmlformats.org/drawingml/2006/picture">
                 <pic:pic>
                   <pic:nvPicPr>
-                    <pic:cNvPr id="0" name="physics_img_q2_l20_002.png"/>
+                    <pic:cNvPr id="0" name="physics_img_12.png"/>
                     <pic:cNvPicPr/>
                   </pic:nvPicPr>
                   <pic:blipFill>
-                    <a:blip r:embed="rId9"/>
+                    <a:blip r:embed="rId11"/>
                     <a:stretch>
                       <a:fillRect/>
                     </a:stretch>
@@ -1082,38 +662,34 @@
     <w:p/>
     <w:p>
       <w:pPr>
-        <w:pStyle w:val="ListBullet"/>
         <w:ind w:left="720"/>
       </w:pPr>
       <w:r>
-        <w:t xml:space="preserve">    ก</w:t>
+        <w:t xml:space="preserve">    1. ก</w:t>
       </w:r>
     </w:p>
     <w:p>
       <w:pPr>
-        <w:pStyle w:val="ListBullet"/>
         <w:ind w:left="720"/>
       </w:pPr>
       <w:r>
-        <w:t xml:space="preserve">    ข</w:t>
+        <w:t xml:space="preserve">    2. ข</w:t>
       </w:r>
     </w:p>
     <w:p>
       <w:pPr>
-        <w:pStyle w:val="ListBullet"/>
         <w:ind w:left="720"/>
       </w:pPr>
       <w:r>
-        <w:t xml:space="preserve">    ค</w:t>
+        <w:t xml:space="preserve">    3. ค</w:t>
       </w:r>
     </w:p>
     <w:p>
       <w:pPr>
-        <w:pStyle w:val="ListBullet"/>
         <w:ind w:left="720"/>
       </w:pPr>
       <w:r>
-        <w:t xml:space="preserve">    ง</w:t>
+        <w:t xml:space="preserve">    4. ง</w:t>
       </w:r>
     </w:p>
     <w:p/>
@@ -1122,97 +698,7 @@
         <w:rPr>
           <w:sz w:val="24"/>
         </w:rPr>
-        <w:t>ข้อ p2_l20_023: สปริงมี k = 200 N/m ถูกยืด 0.05 m จากตำแหน่งสมดุล แล้วปล่อย สปริงจะมีพลังงานจลน์สูงสุดเท่าไรที่ตำแหน่งสมดุล</w:t>
-      </w:r>
-    </w:p>
-    <w:p>
-      <w:pPr>
-        <w:pStyle w:val="ListBullet"/>
-        <w:ind w:left="720"/>
-      </w:pPr>
-      <w:r>
-        <w:t xml:space="preserve">    ก</w:t>
-      </w:r>
-    </w:p>
-    <w:p>
-      <w:pPr>
-        <w:pStyle w:val="ListBullet"/>
-        <w:ind w:left="720"/>
-      </w:pPr>
-      <w:r>
-        <w:t xml:space="preserve">    ข</w:t>
-      </w:r>
-    </w:p>
-    <w:p>
-      <w:pPr>
-        <w:pStyle w:val="ListBullet"/>
-        <w:ind w:left="720"/>
-      </w:pPr>
-      <w:r>
-        <w:t xml:space="preserve">    ค</w:t>
-      </w:r>
-    </w:p>
-    <w:p>
-      <w:pPr>
-        <w:pStyle w:val="ListBullet"/>
-        <w:ind w:left="720"/>
-      </w:pPr>
-      <w:r>
-        <w:t xml:space="preserve">    ง</w:t>
-      </w:r>
-    </w:p>
-    <w:p/>
-    <w:p>
-      <w:r>
-        <w:rPr>
-          <w:sz w:val="24"/>
-        </w:rPr>
-        <w:t>ข้อ p2_l20_024: ลวดทองแดงยาว 4 m พื้นที่หน้าตัด 2×10⁻⁶ m² มี Y = 1.1×10¹¹ Pa ต้องใช้แรงเท่าไรเพื่อยืดให้ยาวขึ้น 1 mm</w:t>
-      </w:r>
-    </w:p>
-    <w:p>
-      <w:pPr>
-        <w:pStyle w:val="ListBullet"/>
-        <w:ind w:left="720"/>
-      </w:pPr>
-      <w:r>
-        <w:t xml:space="preserve">    ก</w:t>
-      </w:r>
-    </w:p>
-    <w:p>
-      <w:pPr>
-        <w:pStyle w:val="ListBullet"/>
-        <w:ind w:left="720"/>
-      </w:pPr>
-      <w:r>
-        <w:t xml:space="preserve">    ข</w:t>
-      </w:r>
-    </w:p>
-    <w:p>
-      <w:pPr>
-        <w:pStyle w:val="ListBullet"/>
-        <w:ind w:left="720"/>
-      </w:pPr>
-      <w:r>
-        <w:t xml:space="preserve">    ค</w:t>
-      </w:r>
-    </w:p>
-    <w:p>
-      <w:pPr>
-        <w:pStyle w:val="ListBullet"/>
-        <w:ind w:left="720"/>
-      </w:pPr>
-      <w:r>
-        <w:t xml:space="preserve">    ง</w:t>
-      </w:r>
-    </w:p>
-    <w:p/>
-    <w:p>
-      <w:r>
-        <w:rPr>
-          <w:sz w:val="24"/>
-        </w:rPr>
-        <w:t>ข้อ p2_l20_025: กฎของฮุค (Hooke's Law) ระบุว่าอะไร</w:t>
+        <w:t>13. เส้นลวดเหล็กยาว 1 m พื้นที่หน้าตัด 2×10⁻⁶ m² มี Y = 2×10¹¹ Pa ถ้าต้องการยืดให้ยาวขึ้น 0.5 mm ต้องใช้แรงเท่าไร</w:t>
       </w:r>
     </w:p>
     <w:p>
@@ -1220,7 +706,7 @@
         <w:drawing>
           <wp:inline xmlns:a="http://schemas.openxmlformats.org/drawingml/2006/main" xmlns:pic="http://schemas.openxmlformats.org/drawingml/2006/picture">
             <wp:extent cx="1828800" cy="1359877"/>
-            <wp:docPr id="4" name="Picture 4"/>
+            <wp:docPr id="6" name="Picture 6"/>
             <wp:cNvGraphicFramePr>
               <a:graphicFrameLocks noChangeAspect="1"/>
             </wp:cNvGraphicFramePr>
@@ -1228,7 +714,7 @@
               <a:graphicData uri="http://schemas.openxmlformats.org/drawingml/2006/picture">
                 <pic:pic>
                   <pic:nvPicPr>
-                    <pic:cNvPr id="0" name="physics_img_q2_l20_012.png"/>
+                    <pic:cNvPr id="0" name="physics_img_10.png"/>
                     <pic:cNvPicPr/>
                   </pic:nvPicPr>
                   <pic:blipFill>
@@ -1254,38 +740,600 @@
     <w:p/>
     <w:p>
       <w:pPr>
-        <w:pStyle w:val="ListBullet"/>
         <w:ind w:left="720"/>
       </w:pPr>
       <w:r>
-        <w:t xml:space="preserve">    ก</w:t>
+        <w:t xml:space="preserve">    1. ก</w:t>
       </w:r>
     </w:p>
     <w:p>
       <w:pPr>
-        <w:pStyle w:val="ListBullet"/>
         <w:ind w:left="720"/>
       </w:pPr>
       <w:r>
-        <w:t xml:space="preserve">    ข</w:t>
+        <w:t xml:space="preserve">    2. ข</w:t>
       </w:r>
     </w:p>
     <w:p>
       <w:pPr>
-        <w:pStyle w:val="ListBullet"/>
         <w:ind w:left="720"/>
       </w:pPr>
       <w:r>
-        <w:t xml:space="preserve">    ค</w:t>
+        <w:t xml:space="preserve">    3. ค</w:t>
       </w:r>
     </w:p>
     <w:p>
       <w:pPr>
-        <w:pStyle w:val="ListBullet"/>
         <w:ind w:left="720"/>
       </w:pPr>
       <w:r>
-        <w:t xml:space="preserve">    ง</w:t>
+        <w:t xml:space="preserve">    4. ง</w:t>
+      </w:r>
+    </w:p>
+    <w:p/>
+    <w:p>
+      <w:r>
+        <w:rPr>
+          <w:sz w:val="24"/>
+        </w:rPr>
+        <w:t>14. เส้นลวดเส้นหนึ่งมีเส้นผ่านศูนย์กลาง 2 mm รับแรงดึง 628 N ความเค้นในเส้นลวดมีค่าเท่าไร</w:t>
+      </w:r>
+    </w:p>
+    <w:p>
+      <w:pPr>
+        <w:ind w:left="720"/>
+      </w:pPr>
+      <w:r>
+        <w:t xml:space="preserve">    1. ก</w:t>
+      </w:r>
+    </w:p>
+    <w:p>
+      <w:pPr>
+        <w:ind w:left="720"/>
+      </w:pPr>
+      <w:r>
+        <w:t xml:space="preserve">    2. ข</w:t>
+      </w:r>
+    </w:p>
+    <w:p>
+      <w:pPr>
+        <w:ind w:left="720"/>
+      </w:pPr>
+      <w:r>
+        <w:t xml:space="preserve">    3. ค</w:t>
+      </w:r>
+    </w:p>
+    <w:p>
+      <w:pPr>
+        <w:ind w:left="720"/>
+      </w:pPr>
+      <w:r>
+        <w:t xml:space="preserve">    4. ง</w:t>
+      </w:r>
+    </w:p>
+    <w:p/>
+    <w:p>
+      <w:r>
+        <w:rPr>
+          <w:sz w:val="24"/>
+        </w:rPr>
+        <w:t>15. แท่งเหล็กยาว 2 m ถูกยืดจนยาว 2.002 m ความเดียดมีค่าเท่าไร</w:t>
+      </w:r>
+    </w:p>
+    <w:p>
+      <w:pPr>
+        <w:ind w:left="720"/>
+      </w:pPr>
+      <w:r>
+        <w:t xml:space="preserve">    1. ก</w:t>
+      </w:r>
+    </w:p>
+    <w:p>
+      <w:pPr>
+        <w:ind w:left="720"/>
+      </w:pPr>
+      <w:r>
+        <w:t xml:space="preserve">    2. ข</w:t>
+      </w:r>
+    </w:p>
+    <w:p>
+      <w:pPr>
+        <w:ind w:left="720"/>
+      </w:pPr>
+      <w:r>
+        <w:t xml:space="preserve">    3. ค</w:t>
+      </w:r>
+    </w:p>
+    <w:p>
+      <w:pPr>
+        <w:ind w:left="720"/>
+      </w:pPr>
+      <w:r>
+        <w:t xml:space="preserve">    4. ง</w:t>
+      </w:r>
+    </w:p>
+    <w:p/>
+    <w:p>
+      <w:r>
+        <w:rPr>
+          <w:sz w:val="24"/>
+        </w:rPr>
+        <w:t>16. สปริงสองอัน อันที่ 1 มี k = 100 N/m อันที่ 2 มี k = 200 N/m ถูกยืดด้วย x เท่ากัน พลังงานในสปริงอันไหนมากกว่า</w:t>
+      </w:r>
+    </w:p>
+    <w:p>
+      <w:pPr>
+        <w:ind w:left="720"/>
+      </w:pPr>
+      <w:r>
+        <w:t xml:space="preserve">    1. ก</w:t>
+      </w:r>
+    </w:p>
+    <w:p>
+      <w:pPr>
+        <w:ind w:left="720"/>
+      </w:pPr>
+      <w:r>
+        <w:t xml:space="preserve">    2. ข</w:t>
+      </w:r>
+    </w:p>
+    <w:p>
+      <w:pPr>
+        <w:ind w:left="720"/>
+      </w:pPr>
+      <w:r>
+        <w:t xml:space="preserve">    3. ค</w:t>
+      </w:r>
+    </w:p>
+    <w:p>
+      <w:pPr>
+        <w:ind w:left="720"/>
+      </w:pPr>
+      <w:r>
+        <w:t xml:space="preserve">    4. ง</w:t>
+      </w:r>
+    </w:p>
+    <w:p/>
+    <w:p>
+      <w:r>
+        <w:rPr>
+          <w:sz w:val="24"/>
+        </w:rPr>
+        <w:t>17. มอดูลัสของยังของเหล็ก ≈ 2×10¹¹ Pa และของอะลูมิเนียม ≈ 0.7×10¹¹ Pa ข้อสรุปใดถูกต้อง</w:t>
+      </w:r>
+    </w:p>
+    <w:p>
+      <w:pPr>
+        <w:ind w:left="720"/>
+      </w:pPr>
+      <w:r>
+        <w:t xml:space="preserve">    1. ก</w:t>
+      </w:r>
+    </w:p>
+    <w:p>
+      <w:pPr>
+        <w:ind w:left="720"/>
+      </w:pPr>
+      <w:r>
+        <w:t xml:space="preserve">    2. ข</w:t>
+      </w:r>
+    </w:p>
+    <w:p>
+      <w:pPr>
+        <w:ind w:left="720"/>
+      </w:pPr>
+      <w:r>
+        <w:t xml:space="preserve">    3. ค</w:t>
+      </w:r>
+    </w:p>
+    <w:p>
+      <w:pPr>
+        <w:ind w:left="720"/>
+      </w:pPr>
+      <w:r>
+        <w:t xml:space="preserve">    4. ง</w:t>
+      </w:r>
+    </w:p>
+    <w:p/>
+    <w:p>
+      <w:r>
+        <w:rPr>
+          <w:sz w:val="24"/>
+        </w:rPr>
+        <w:t>18. จุดปลายยืดหยุ่น (Proportional Limit) แตกต่างจากขีดจำกัดการยืดหยุ่น (Elastic Limit) อย่างไร</w:t>
+      </w:r>
+    </w:p>
+    <w:p>
+      <w:r>
+        <w:drawing>
+          <wp:inline xmlns:a="http://schemas.openxmlformats.org/drawingml/2006/main" xmlns:pic="http://schemas.openxmlformats.org/drawingml/2006/picture">
+            <wp:extent cx="1828800" cy="1359877"/>
+            <wp:docPr id="7" name="Picture 7"/>
+            <wp:cNvGraphicFramePr>
+              <a:graphicFrameLocks noChangeAspect="1"/>
+            </wp:cNvGraphicFramePr>
+            <a:graphic>
+              <a:graphicData uri="http://schemas.openxmlformats.org/drawingml/2006/picture">
+                <pic:pic>
+                  <pic:nvPicPr>
+                    <pic:cNvPr id="0" name="physics_img_12.png"/>
+                    <pic:cNvPicPr/>
+                  </pic:nvPicPr>
+                  <pic:blipFill>
+                    <a:blip r:embed="rId11"/>
+                    <a:stretch>
+                      <a:fillRect/>
+                    </a:stretch>
+                  </pic:blipFill>
+                  <pic:spPr>
+                    <a:xfrm>
+                      <a:off x="0" y="0"/>
+                      <a:ext cx="1828800" cy="1359877"/>
+                    </a:xfrm>
+                    <a:prstGeom prst="rect"/>
+                  </pic:spPr>
+                </pic:pic>
+              </a:graphicData>
+            </a:graphic>
+          </wp:inline>
+        </w:drawing>
+      </w:r>
+    </w:p>
+    <w:p/>
+    <w:p>
+      <w:pPr>
+        <w:ind w:left="720"/>
+      </w:pPr>
+      <w:r>
+        <w:t xml:space="preserve">    1. ก</w:t>
+      </w:r>
+    </w:p>
+    <w:p>
+      <w:pPr>
+        <w:ind w:left="720"/>
+      </w:pPr>
+      <w:r>
+        <w:t xml:space="preserve">    2. ข</w:t>
+      </w:r>
+    </w:p>
+    <w:p>
+      <w:pPr>
+        <w:ind w:left="720"/>
+      </w:pPr>
+      <w:r>
+        <w:t xml:space="preserve">    3. ค</w:t>
+      </w:r>
+    </w:p>
+    <w:p>
+      <w:pPr>
+        <w:ind w:left="720"/>
+      </w:pPr>
+      <w:r>
+        <w:t xml:space="preserve">    4. ง</w:t>
+      </w:r>
+    </w:p>
+    <w:p/>
+    <w:p>
+      <w:r>
+        <w:rPr>
+          <w:sz w:val="24"/>
+        </w:rPr>
+        <w:t>19. สปริงมี k = 800 N/m ถูกยืดจากตำแหน่งสมดุลไป 10 cm แล้วยืดต่ออีก 10 cm รวม 20 cm พลังงานเพิ่มขึ้นจากเท่าไร</w:t>
+      </w:r>
+    </w:p>
+    <w:p>
+      <w:pPr>
+        <w:ind w:left="720"/>
+      </w:pPr>
+      <w:r>
+        <w:t xml:space="preserve">    1. ก</w:t>
+      </w:r>
+    </w:p>
+    <w:p>
+      <w:pPr>
+        <w:ind w:left="720"/>
+      </w:pPr>
+      <w:r>
+        <w:t xml:space="preserve">    2. ข</w:t>
+      </w:r>
+    </w:p>
+    <w:p>
+      <w:pPr>
+        <w:ind w:left="720"/>
+      </w:pPr>
+      <w:r>
+        <w:t xml:space="preserve">    3. ค</w:t>
+      </w:r>
+    </w:p>
+    <w:p>
+      <w:pPr>
+        <w:ind w:left="720"/>
+      </w:pPr>
+      <w:r>
+        <w:t xml:space="preserve">    4. ง</w:t>
+      </w:r>
+    </w:p>
+    <w:p/>
+    <w:p>
+      <w:r>
+        <w:rPr>
+          <w:sz w:val="24"/>
+        </w:rPr>
+        <w:t>20. เมื่อวัสดุถูกกด (Compression) ความเค้นที่เกิดขึ้นเรียกว่าอะไร</w:t>
+      </w:r>
+    </w:p>
+    <w:p>
+      <w:pPr>
+        <w:ind w:left="720"/>
+      </w:pPr>
+      <w:r>
+        <w:t xml:space="preserve">    1. ก</w:t>
+      </w:r>
+    </w:p>
+    <w:p>
+      <w:pPr>
+        <w:ind w:left="720"/>
+      </w:pPr>
+      <w:r>
+        <w:t xml:space="preserve">    2. ข</w:t>
+      </w:r>
+    </w:p>
+    <w:p>
+      <w:pPr>
+        <w:ind w:left="720"/>
+      </w:pPr>
+      <w:r>
+        <w:t xml:space="preserve">    3. ค</w:t>
+      </w:r>
+    </w:p>
+    <w:p>
+      <w:pPr>
+        <w:ind w:left="720"/>
+      </w:pPr>
+      <w:r>
+        <w:t xml:space="preserve">    4. ง</w:t>
+      </w:r>
+    </w:p>
+    <w:p/>
+    <w:p>
+      <w:r>
+        <w:rPr>
+          <w:sz w:val="24"/>
+        </w:rPr>
+        <w:t>21. เสาคอนกรีตสี่เหลี่ยมหน้ากว้าง 0.3 m × 0.3 m สูง 3 m รับน้ำหนัก 5×10⁵ N ความเค้นกดในเสาเป็นเท่าไร</w:t>
+      </w:r>
+    </w:p>
+    <w:p>
+      <w:pPr>
+        <w:ind w:left="720"/>
+      </w:pPr>
+      <w:r>
+        <w:t xml:space="preserve">    1. ก</w:t>
+      </w:r>
+    </w:p>
+    <w:p>
+      <w:pPr>
+        <w:ind w:left="720"/>
+      </w:pPr>
+      <w:r>
+        <w:t xml:space="preserve">    2. ข</w:t>
+      </w:r>
+    </w:p>
+    <w:p>
+      <w:pPr>
+        <w:ind w:left="720"/>
+      </w:pPr>
+      <w:r>
+        <w:t xml:space="preserve">    3. ค</w:t>
+      </w:r>
+    </w:p>
+    <w:p>
+      <w:pPr>
+        <w:ind w:left="720"/>
+      </w:pPr>
+      <w:r>
+        <w:t xml:space="preserve">    4. ง</w:t>
+      </w:r>
+    </w:p>
+    <w:p/>
+    <w:p>
+      <w:r>
+        <w:rPr>
+          <w:sz w:val="24"/>
+        </w:rPr>
+        <w:t>22. สายเคเบิลยาว 10 m ถูกยืดจนยาว 10.01 m ความเดียดมีค่าเท่าไร</w:t>
+      </w:r>
+    </w:p>
+    <w:p>
+      <w:pPr>
+        <w:ind w:left="720"/>
+      </w:pPr>
+      <w:r>
+        <w:t xml:space="preserve">    1. ก</w:t>
+      </w:r>
+    </w:p>
+    <w:p>
+      <w:pPr>
+        <w:ind w:left="720"/>
+      </w:pPr>
+      <w:r>
+        <w:t xml:space="preserve">    2. ข</w:t>
+      </w:r>
+    </w:p>
+    <w:p>
+      <w:pPr>
+        <w:ind w:left="720"/>
+      </w:pPr>
+      <w:r>
+        <w:t xml:space="preserve">    3. ค</w:t>
+      </w:r>
+    </w:p>
+    <w:p>
+      <w:pPr>
+        <w:ind w:left="720"/>
+      </w:pPr>
+      <w:r>
+        <w:t xml:space="preserve">    4. ง</w:t>
+      </w:r>
+    </w:p>
+    <w:p/>
+    <w:p>
+      <w:r>
+        <w:rPr>
+          <w:sz w:val="24"/>
+        </w:rPr>
+        <w:t>23. สปริงมี k = 200 N/m ถูกยืด 0.05 m จากตำแหน่งสมดุล แล้วปล่อย สปริงจะมีพลังงานจลน์สูงสุดเท่าไรที่ตำแหน่งสมดุล</w:t>
+      </w:r>
+    </w:p>
+    <w:p>
+      <w:pPr>
+        <w:ind w:left="720"/>
+      </w:pPr>
+      <w:r>
+        <w:t xml:space="preserve">    1. ก</w:t>
+      </w:r>
+    </w:p>
+    <w:p>
+      <w:pPr>
+        <w:ind w:left="720"/>
+      </w:pPr>
+      <w:r>
+        <w:t xml:space="preserve">    2. ข</w:t>
+      </w:r>
+    </w:p>
+    <w:p>
+      <w:pPr>
+        <w:ind w:left="720"/>
+      </w:pPr>
+      <w:r>
+        <w:t xml:space="preserve">    3. ค</w:t>
+      </w:r>
+    </w:p>
+    <w:p>
+      <w:pPr>
+        <w:ind w:left="720"/>
+      </w:pPr>
+      <w:r>
+        <w:t xml:space="preserve">    4. ง</w:t>
+      </w:r>
+    </w:p>
+    <w:p/>
+    <w:p>
+      <w:r>
+        <w:rPr>
+          <w:sz w:val="24"/>
+        </w:rPr>
+        <w:t>24. ลวดทองแดงยาว 4 m พื้นที่หน้าตัด 2×10⁻⁶ m² มี Y = 1.1×10¹¹ Pa ต้องใช้แรงเท่าไรเพื่อยืดให้ยาวขึ้น 1 mm</w:t>
+      </w:r>
+    </w:p>
+    <w:p>
+      <w:r>
+        <w:drawing>
+          <wp:inline xmlns:a="http://schemas.openxmlformats.org/drawingml/2006/main" xmlns:pic="http://schemas.openxmlformats.org/drawingml/2006/picture">
+            <wp:extent cx="1828800" cy="1359877"/>
+            <wp:docPr id="8" name="Picture 8"/>
+            <wp:cNvGraphicFramePr>
+              <a:graphicFrameLocks noChangeAspect="1"/>
+            </wp:cNvGraphicFramePr>
+            <a:graphic>
+              <a:graphicData uri="http://schemas.openxmlformats.org/drawingml/2006/picture">
+                <pic:pic>
+                  <pic:nvPicPr>
+                    <pic:cNvPr id="0" name="physics_img_10.png"/>
+                    <pic:cNvPicPr/>
+                  </pic:nvPicPr>
+                  <pic:blipFill>
+                    <a:blip r:embed="rId10"/>
+                    <a:stretch>
+                      <a:fillRect/>
+                    </a:stretch>
+                  </pic:blipFill>
+                  <pic:spPr>
+                    <a:xfrm>
+                      <a:off x="0" y="0"/>
+                      <a:ext cx="1828800" cy="1359877"/>
+                    </a:xfrm>
+                    <a:prstGeom prst="rect"/>
+                  </pic:spPr>
+                </pic:pic>
+              </a:graphicData>
+            </a:graphic>
+          </wp:inline>
+        </w:drawing>
+      </w:r>
+    </w:p>
+    <w:p/>
+    <w:p>
+      <w:pPr>
+        <w:ind w:left="720"/>
+      </w:pPr>
+      <w:r>
+        <w:t xml:space="preserve">    1. ก</w:t>
+      </w:r>
+    </w:p>
+    <w:p>
+      <w:pPr>
+        <w:ind w:left="720"/>
+      </w:pPr>
+      <w:r>
+        <w:t xml:space="preserve">    2. ข</w:t>
+      </w:r>
+    </w:p>
+    <w:p>
+      <w:pPr>
+        <w:ind w:left="720"/>
+      </w:pPr>
+      <w:r>
+        <w:t xml:space="preserve">    3. ค</w:t>
+      </w:r>
+    </w:p>
+    <w:p>
+      <w:pPr>
+        <w:ind w:left="720"/>
+      </w:pPr>
+      <w:r>
+        <w:t xml:space="preserve">    4. ง</w:t>
+      </w:r>
+    </w:p>
+    <w:p/>
+    <w:p>
+      <w:r>
+        <w:rPr>
+          <w:sz w:val="24"/>
+        </w:rPr>
+        <w:t>25. กฎของฮุค (Hooke's Law) ระบุว่าอะไร</w:t>
+      </w:r>
+    </w:p>
+    <w:p>
+      <w:pPr>
+        <w:ind w:left="720"/>
+      </w:pPr>
+      <w:r>
+        <w:t xml:space="preserve">    1. ก</w:t>
+      </w:r>
+    </w:p>
+    <w:p>
+      <w:pPr>
+        <w:ind w:left="720"/>
+      </w:pPr>
+      <w:r>
+        <w:t xml:space="preserve">    2. ข</w:t>
+      </w:r>
+    </w:p>
+    <w:p>
+      <w:pPr>
+        <w:ind w:left="720"/>
+      </w:pPr>
+      <w:r>
+        <w:t xml:space="preserve">    3. ค</w:t>
+      </w:r>
+    </w:p>
+    <w:p>
+      <w:pPr>
+        <w:ind w:left="720"/>
+      </w:pPr>
+      <w:r>
+        <w:t xml:space="preserve">    4. ง</w:t>
       </w:r>
     </w:p>
     <w:p/>

--- a/physics_course/word/lesson20.docx
+++ b/physics_course/word/lesson20.docx
@@ -24,43 +24,6 @@
         <w:t>1. ความเค้น (Stress) คืออะไร</w:t>
       </w:r>
     </w:p>
-    <w:p>
-      <w:r>
-        <w:drawing>
-          <wp:inline xmlns:a="http://schemas.openxmlformats.org/drawingml/2006/main" xmlns:pic="http://schemas.openxmlformats.org/drawingml/2006/picture">
-            <wp:extent cx="1828800" cy="1359877"/>
-            <wp:docPr id="1" name="Picture 1"/>
-            <wp:cNvGraphicFramePr>
-              <a:graphicFrameLocks noChangeAspect="1"/>
-            </wp:cNvGraphicFramePr>
-            <a:graphic>
-              <a:graphicData uri="http://schemas.openxmlformats.org/drawingml/2006/picture">
-                <pic:pic>
-                  <pic:nvPicPr>
-                    <pic:cNvPr id="0" name="physics_img_1.png"/>
-                    <pic:cNvPicPr/>
-                  </pic:nvPicPr>
-                  <pic:blipFill>
-                    <a:blip r:embed="rId9"/>
-                    <a:stretch>
-                      <a:fillRect/>
-                    </a:stretch>
-                  </pic:blipFill>
-                  <pic:spPr>
-                    <a:xfrm>
-                      <a:off x="0" y="0"/>
-                      <a:ext cx="1828800" cy="1359877"/>
-                    </a:xfrm>
-                    <a:prstGeom prst="rect"/>
-                  </pic:spPr>
-                </pic:pic>
-              </a:graphicData>
-            </a:graphic>
-          </wp:inline>
-        </w:drawing>
-      </w:r>
-    </w:p>
-    <w:p/>
     <w:p>
       <w:pPr>
         <w:ind w:left="720"/>
@@ -102,43 +65,6 @@
         <w:t>2. ความเดียด (Strain) คืออะไร</w:t>
       </w:r>
     </w:p>
-    <w:p>
-      <w:r>
-        <w:drawing>
-          <wp:inline xmlns:a="http://schemas.openxmlformats.org/drawingml/2006/main" xmlns:pic="http://schemas.openxmlformats.org/drawingml/2006/picture">
-            <wp:extent cx="1828800" cy="1359877"/>
-            <wp:docPr id="2" name="Picture 2"/>
-            <wp:cNvGraphicFramePr>
-              <a:graphicFrameLocks noChangeAspect="1"/>
-            </wp:cNvGraphicFramePr>
-            <a:graphic>
-              <a:graphicData uri="http://schemas.openxmlformats.org/drawingml/2006/picture">
-                <pic:pic>
-                  <pic:nvPicPr>
-                    <pic:cNvPr id="0" name="physics_img_1.png"/>
-                    <pic:cNvPicPr/>
-                  </pic:nvPicPr>
-                  <pic:blipFill>
-                    <a:blip r:embed="rId9"/>
-                    <a:stretch>
-                      <a:fillRect/>
-                    </a:stretch>
-                  </pic:blipFill>
-                  <pic:spPr>
-                    <a:xfrm>
-                      <a:off x="0" y="0"/>
-                      <a:ext cx="1828800" cy="1359877"/>
-                    </a:xfrm>
-                    <a:prstGeom prst="rect"/>
-                  </pic:spPr>
-                </pic:pic>
-              </a:graphicData>
-            </a:graphic>
-          </wp:inline>
-        </w:drawing>
-      </w:r>
-    </w:p>
-    <w:p/>
     <w:p>
       <w:pPr>
         <w:ind w:left="720"/>
@@ -427,43 +353,6 @@
       </w:r>
     </w:p>
     <w:p>
-      <w:r>
-        <w:drawing>
-          <wp:inline xmlns:a="http://schemas.openxmlformats.org/drawingml/2006/main" xmlns:pic="http://schemas.openxmlformats.org/drawingml/2006/picture">
-            <wp:extent cx="1828800" cy="1359877"/>
-            <wp:docPr id="3" name="Picture 3"/>
-            <wp:cNvGraphicFramePr>
-              <a:graphicFrameLocks noChangeAspect="1"/>
-            </wp:cNvGraphicFramePr>
-            <a:graphic>
-              <a:graphicData uri="http://schemas.openxmlformats.org/drawingml/2006/picture">
-                <pic:pic>
-                  <pic:nvPicPr>
-                    <pic:cNvPr id="0" name="physics_img_1.png"/>
-                    <pic:cNvPicPr/>
-                  </pic:nvPicPr>
-                  <pic:blipFill>
-                    <a:blip r:embed="rId9"/>
-                    <a:stretch>
-                      <a:fillRect/>
-                    </a:stretch>
-                  </pic:blipFill>
-                  <pic:spPr>
-                    <a:xfrm>
-                      <a:off x="0" y="0"/>
-                      <a:ext cx="1828800" cy="1359877"/>
-                    </a:xfrm>
-                    <a:prstGeom prst="rect"/>
-                  </pic:spPr>
-                </pic:pic>
-              </a:graphicData>
-            </a:graphic>
-          </wp:inline>
-        </w:drawing>
-      </w:r>
-    </w:p>
-    <w:p/>
-    <w:p>
       <w:pPr>
         <w:ind w:left="720"/>
       </w:pPr>
@@ -504,43 +393,6 @@
         <w:t>10. วัสดุ A มีมอดูลัสของยังสูงกว่าวัสดุ B หมายความว่าอะไร</w:t>
       </w:r>
     </w:p>
-    <w:p>
-      <w:r>
-        <w:drawing>
-          <wp:inline xmlns:a="http://schemas.openxmlformats.org/drawingml/2006/main" xmlns:pic="http://schemas.openxmlformats.org/drawingml/2006/picture">
-            <wp:extent cx="1828800" cy="1359877"/>
-            <wp:docPr id="4" name="Picture 4"/>
-            <wp:cNvGraphicFramePr>
-              <a:graphicFrameLocks noChangeAspect="1"/>
-            </wp:cNvGraphicFramePr>
-            <a:graphic>
-              <a:graphicData uri="http://schemas.openxmlformats.org/drawingml/2006/picture">
-                <pic:pic>
-                  <pic:nvPicPr>
-                    <pic:cNvPr id="0" name="physics_img_10.png"/>
-                    <pic:cNvPicPr/>
-                  </pic:nvPicPr>
-                  <pic:blipFill>
-                    <a:blip r:embed="rId10"/>
-                    <a:stretch>
-                      <a:fillRect/>
-                    </a:stretch>
-                  </pic:blipFill>
-                  <pic:spPr>
-                    <a:xfrm>
-                      <a:off x="0" y="0"/>
-                      <a:ext cx="1828800" cy="1359877"/>
-                    </a:xfrm>
-                    <a:prstGeom prst="rect"/>
-                  </pic:spPr>
-                </pic:pic>
-              </a:graphicData>
-            </a:graphic>
-          </wp:inline>
-        </w:drawing>
-      </w:r>
-    </w:p>
-    <w:p/>
     <w:p>
       <w:pPr>
         <w:ind w:left="720"/>
@@ -624,43 +476,6 @@
       </w:r>
     </w:p>
     <w:p>
-      <w:r>
-        <w:drawing>
-          <wp:inline xmlns:a="http://schemas.openxmlformats.org/drawingml/2006/main" xmlns:pic="http://schemas.openxmlformats.org/drawingml/2006/picture">
-            <wp:extent cx="1828800" cy="1359877"/>
-            <wp:docPr id="5" name="Picture 5"/>
-            <wp:cNvGraphicFramePr>
-              <a:graphicFrameLocks noChangeAspect="1"/>
-            </wp:cNvGraphicFramePr>
-            <a:graphic>
-              <a:graphicData uri="http://schemas.openxmlformats.org/drawingml/2006/picture">
-                <pic:pic>
-                  <pic:nvPicPr>
-                    <pic:cNvPr id="0" name="physics_img_12.png"/>
-                    <pic:cNvPicPr/>
-                  </pic:nvPicPr>
-                  <pic:blipFill>
-                    <a:blip r:embed="rId11"/>
-                    <a:stretch>
-                      <a:fillRect/>
-                    </a:stretch>
-                  </pic:blipFill>
-                  <pic:spPr>
-                    <a:xfrm>
-                      <a:off x="0" y="0"/>
-                      <a:ext cx="1828800" cy="1359877"/>
-                    </a:xfrm>
-                    <a:prstGeom prst="rect"/>
-                  </pic:spPr>
-                </pic:pic>
-              </a:graphicData>
-            </a:graphic>
-          </wp:inline>
-        </w:drawing>
-      </w:r>
-    </w:p>
-    <w:p/>
-    <w:p>
       <w:pPr>
         <w:ind w:left="720"/>
       </w:pPr>
@@ -701,43 +516,6 @@
         <w:t>13. เส้นลวดเหล็กยาว 1 m พื้นที่หน้าตัด 2×10⁻⁶ m² มี Y = 2×10¹¹ Pa ถ้าต้องการยืดให้ยาวขึ้น 0.5 mm ต้องใช้แรงเท่าไร</w:t>
       </w:r>
     </w:p>
-    <w:p>
-      <w:r>
-        <w:drawing>
-          <wp:inline xmlns:a="http://schemas.openxmlformats.org/drawingml/2006/main" xmlns:pic="http://schemas.openxmlformats.org/drawingml/2006/picture">
-            <wp:extent cx="1828800" cy="1359877"/>
-            <wp:docPr id="6" name="Picture 6"/>
-            <wp:cNvGraphicFramePr>
-              <a:graphicFrameLocks noChangeAspect="1"/>
-            </wp:cNvGraphicFramePr>
-            <a:graphic>
-              <a:graphicData uri="http://schemas.openxmlformats.org/drawingml/2006/picture">
-                <pic:pic>
-                  <pic:nvPicPr>
-                    <pic:cNvPr id="0" name="physics_img_10.png"/>
-                    <pic:cNvPicPr/>
-                  </pic:nvPicPr>
-                  <pic:blipFill>
-                    <a:blip r:embed="rId10"/>
-                    <a:stretch>
-                      <a:fillRect/>
-                    </a:stretch>
-                  </pic:blipFill>
-                  <pic:spPr>
-                    <a:xfrm>
-                      <a:off x="0" y="0"/>
-                      <a:ext cx="1828800" cy="1359877"/>
-                    </a:xfrm>
-                    <a:prstGeom prst="rect"/>
-                  </pic:spPr>
-                </pic:pic>
-              </a:graphicData>
-            </a:graphic>
-          </wp:inline>
-        </w:drawing>
-      </w:r>
-    </w:p>
-    <w:p/>
     <w:p>
       <w:pPr>
         <w:ind w:left="720"/>
@@ -943,43 +721,6 @@
         <w:t>18. จุดปลายยืดหยุ่น (Proportional Limit) แตกต่างจากขีดจำกัดการยืดหยุ่น (Elastic Limit) อย่างไร</w:t>
       </w:r>
     </w:p>
-    <w:p>
-      <w:r>
-        <w:drawing>
-          <wp:inline xmlns:a="http://schemas.openxmlformats.org/drawingml/2006/main" xmlns:pic="http://schemas.openxmlformats.org/drawingml/2006/picture">
-            <wp:extent cx="1828800" cy="1359877"/>
-            <wp:docPr id="7" name="Picture 7"/>
-            <wp:cNvGraphicFramePr>
-              <a:graphicFrameLocks noChangeAspect="1"/>
-            </wp:cNvGraphicFramePr>
-            <a:graphic>
-              <a:graphicData uri="http://schemas.openxmlformats.org/drawingml/2006/picture">
-                <pic:pic>
-                  <pic:nvPicPr>
-                    <pic:cNvPr id="0" name="physics_img_12.png"/>
-                    <pic:cNvPicPr/>
-                  </pic:nvPicPr>
-                  <pic:blipFill>
-                    <a:blip r:embed="rId11"/>
-                    <a:stretch>
-                      <a:fillRect/>
-                    </a:stretch>
-                  </pic:blipFill>
-                  <pic:spPr>
-                    <a:xfrm>
-                      <a:off x="0" y="0"/>
-                      <a:ext cx="1828800" cy="1359877"/>
-                    </a:xfrm>
-                    <a:prstGeom prst="rect"/>
-                  </pic:spPr>
-                </pic:pic>
-              </a:graphicData>
-            </a:graphic>
-          </wp:inline>
-        </w:drawing>
-      </w:r>
-    </w:p>
-    <w:p/>
     <w:p>
       <w:pPr>
         <w:ind w:left="720"/>
@@ -1226,43 +967,6 @@
         <w:t>24. ลวดทองแดงยาว 4 m พื้นที่หน้าตัด 2×10⁻⁶ m² มี Y = 1.1×10¹¹ Pa ต้องใช้แรงเท่าไรเพื่อยืดให้ยาวขึ้น 1 mm</w:t>
       </w:r>
     </w:p>
-    <w:p>
-      <w:r>
-        <w:drawing>
-          <wp:inline xmlns:a="http://schemas.openxmlformats.org/drawingml/2006/main" xmlns:pic="http://schemas.openxmlformats.org/drawingml/2006/picture">
-            <wp:extent cx="1828800" cy="1359877"/>
-            <wp:docPr id="8" name="Picture 8"/>
-            <wp:cNvGraphicFramePr>
-              <a:graphicFrameLocks noChangeAspect="1"/>
-            </wp:cNvGraphicFramePr>
-            <a:graphic>
-              <a:graphicData uri="http://schemas.openxmlformats.org/drawingml/2006/picture">
-                <pic:pic>
-                  <pic:nvPicPr>
-                    <pic:cNvPr id="0" name="physics_img_10.png"/>
-                    <pic:cNvPicPr/>
-                  </pic:nvPicPr>
-                  <pic:blipFill>
-                    <a:blip r:embed="rId10"/>
-                    <a:stretch>
-                      <a:fillRect/>
-                    </a:stretch>
-                  </pic:blipFill>
-                  <pic:spPr>
-                    <a:xfrm>
-                      <a:off x="0" y="0"/>
-                      <a:ext cx="1828800" cy="1359877"/>
-                    </a:xfrm>
-                    <a:prstGeom prst="rect"/>
-                  </pic:spPr>
-                </pic:pic>
-              </a:graphicData>
-            </a:graphic>
-          </wp:inline>
-        </w:drawing>
-      </w:r>
-    </w:p>
-    <w:p/>
     <w:p>
       <w:pPr>
         <w:ind w:left="720"/>
